--- a/packages/patent/patent-filing/assets/template/申请文件模板.docx
+++ b/packages/patent/patent-filing/assets/template/申请文件模板.docx
@@ -18,7 +18,7 @@
         <w:adjustRightInd/>
         <w:snapToGrid/>
         <w:spacing w:line="360" w:lineRule="auto"/>
-        <w:ind w:firstLine="0" w:firstLineChars="0"/>
+        <w:ind w:firstLine="480" w:firstLineChars="0"/>
         <w:textAlignment w:val="auto"/>
         <w:rPr>
           <w:rFonts w:hint="eastAsia" w:asciiTheme="minorEastAsia" w:hAnsiTheme="minorEastAsia" w:eastAsiaTheme="minorEastAsia" w:cstheme="minorEastAsia"/>
@@ -44,7 +44,7 @@
         <w:adjustRightInd/>
         <w:snapToGrid/>
         <w:spacing w:line="360" w:lineRule="auto"/>
-        <w:ind w:firstLine="0" w:firstLineChars="0"/>
+        <w:ind w:firstLine="480" w:firstLineChars="0"/>
         <w:textAlignment w:val="auto"/>
         <w:rPr>
           <w:rFonts w:hint="eastAsia" w:asciiTheme="minorEastAsia" w:hAnsiTheme="minorEastAsia" w:eastAsiaTheme="minorEastAsia" w:cstheme="minorEastAsia"/>
@@ -70,7 +70,7 @@
         <w:adjustRightInd/>
         <w:snapToGrid/>
         <w:spacing w:line="360" w:lineRule="auto"/>
-        <w:ind w:firstLine="0" w:firstLineChars="0"/>
+        <w:ind w:firstLine="480" w:firstLineChars="0"/>
         <w:textAlignment w:val="auto"/>
         <w:rPr>
           <w:rFonts w:hint="eastAsia" w:asciiTheme="minorEastAsia" w:hAnsiTheme="minorEastAsia" w:eastAsiaTheme="minorEastAsia" w:cstheme="minorEastAsia"/>
@@ -96,7 +96,7 @@
         <w:adjustRightInd/>
         <w:snapToGrid/>
         <w:spacing w:line="360" w:lineRule="auto"/>
-        <w:ind w:firstLine="0" w:firstLineChars="0"/>
+        <w:ind w:firstLine="480" w:firstLineChars="0"/>
         <w:textAlignment w:val="auto"/>
         <w:rPr>
           <w:rFonts w:hint="eastAsia" w:asciiTheme="minorEastAsia" w:hAnsiTheme="minorEastAsia" w:eastAsiaTheme="minorEastAsia" w:cstheme="minorEastAsia"/>
@@ -122,7 +122,7 @@
         <w:adjustRightInd/>
         <w:snapToGrid/>
         <w:spacing w:line="360" w:lineRule="auto"/>
-        <w:ind w:firstLine="0" w:firstLineChars="0"/>
+        <w:ind w:firstLine="480" w:firstLineChars="0"/>
         <w:textAlignment w:val="auto"/>
         <w:rPr>
           <w:rFonts w:hint="eastAsia" w:asciiTheme="minorEastAsia" w:hAnsiTheme="minorEastAsia" w:eastAsiaTheme="minorEastAsia" w:cstheme="minorEastAsia"/>
@@ -166,30 +166,30 @@
     </w:p>
     <w:p>
       <w:pPr>
-        <w:ind w:firstLine="0" w:firstLineChars="0"/>
-        <w:rPr>
-          <w:rFonts w:hint="eastAsia" w:asciiTheme="minorEastAsia" w:hAnsiTheme="minorEastAsia" w:eastAsiaTheme="minorEastAsia" w:cstheme="minorEastAsia"/>
-          <w:color w:val="auto"/>
-          <w:sz w:val="24"/>
-          <w:szCs w:val="24"/>
-        </w:rPr>
-      </w:pPr>
-    </w:p>
-    <w:p>
-      <w:pPr>
-        <w:ind w:firstLine="0" w:firstLineChars="0"/>
-        <w:rPr>
-          <w:rFonts w:hint="eastAsia" w:asciiTheme="minorEastAsia" w:hAnsiTheme="minorEastAsia" w:eastAsiaTheme="minorEastAsia" w:cstheme="minorEastAsia"/>
-          <w:color w:val="auto"/>
-          <w:sz w:val="24"/>
-          <w:szCs w:val="24"/>
-        </w:rPr>
-      </w:pPr>
-    </w:p>
-    <w:p>
-      <w:pPr>
-        <w:spacing w:line="360" w:lineRule="auto"/>
-        <w:ind w:firstLine="0" w:firstLineChars="0"/>
+        <w:ind w:firstLine="480" w:firstLineChars="0"/>
+        <w:rPr>
+          <w:rFonts w:hint="eastAsia" w:asciiTheme="minorEastAsia" w:hAnsiTheme="minorEastAsia" w:eastAsiaTheme="minorEastAsia" w:cstheme="minorEastAsia"/>
+          <w:color w:val="auto"/>
+          <w:sz w:val="24"/>
+          <w:szCs w:val="24"/>
+        </w:rPr>
+      </w:pPr>
+    </w:p>
+    <w:p>
+      <w:pPr>
+        <w:ind w:firstLine="480" w:firstLineChars="0"/>
+        <w:rPr>
+          <w:rFonts w:hint="eastAsia" w:asciiTheme="minorEastAsia" w:hAnsiTheme="minorEastAsia" w:eastAsiaTheme="minorEastAsia" w:cstheme="minorEastAsia"/>
+          <w:color w:val="auto"/>
+          <w:sz w:val="24"/>
+          <w:szCs w:val="24"/>
+        </w:rPr>
+      </w:pPr>
+    </w:p>
+    <w:p>
+      <w:pPr>
+        <w:spacing w:line="360" w:lineRule="auto"/>
+        <w:ind w:firstLine="480" w:firstLineChars="0"/>
         <w:rPr>
           <w:rFonts w:hint="eastAsia" w:asciiTheme="minorEastAsia" w:hAnsiTheme="minorEastAsia" w:eastAsiaTheme="minorEastAsia" w:cstheme="minorEastAsia"/>
           <w:color w:val="auto"/>
@@ -202,7 +202,7 @@
     <w:p>
       <w:pPr>
         <w:spacing w:line="360" w:lineRule="auto"/>
-        <w:ind w:firstLine="0" w:firstLineChars="0"/>
+        <w:ind w:firstLine="480" w:firstLineChars="0"/>
         <w:rPr>
           <w:rFonts w:hint="eastAsia" w:asciiTheme="minorEastAsia" w:hAnsiTheme="minorEastAsia" w:eastAsiaTheme="minorEastAsia" w:cstheme="minorEastAsia"/>
           <w:color w:val="auto"/>
@@ -228,55 +228,55 @@
     <w:p>
       <w:pPr>
         <w:spacing w:line="360" w:lineRule="auto"/>
-        <w:ind w:left="0" w:leftChars="0" w:firstLine="0" w:firstLineChars="0"/>
-        <w:rPr>
-          <w:rFonts w:hint="eastAsia" w:asciiTheme="minorEastAsia" w:hAnsiTheme="minorEastAsia" w:eastAsiaTheme="minorEastAsia" w:cstheme="minorEastAsia"/>
-          <w:color w:val="auto"/>
-          <w:sz w:val="24"/>
-          <w:szCs w:val="24"/>
-        </w:rPr>
-      </w:pPr>
-    </w:p>
-    <w:p>
-      <w:pPr>
-        <w:spacing w:line="360" w:lineRule="auto"/>
-        <w:ind w:left="0" w:leftChars="0" w:firstLine="0" w:firstLineChars="0"/>
-        <w:rPr>
-          <w:rFonts w:hint="eastAsia" w:asciiTheme="minorEastAsia" w:hAnsiTheme="minorEastAsia" w:eastAsiaTheme="minorEastAsia" w:cstheme="minorEastAsia"/>
-          <w:color w:val="auto"/>
-          <w:sz w:val="24"/>
-          <w:szCs w:val="24"/>
-        </w:rPr>
-      </w:pPr>
-    </w:p>
-    <w:p>
-      <w:pPr>
-        <w:spacing w:line="360" w:lineRule="auto"/>
-        <w:ind w:left="0" w:leftChars="0" w:firstLine="0" w:firstLineChars="0"/>
-        <w:rPr>
-          <w:rFonts w:hint="eastAsia" w:asciiTheme="minorEastAsia" w:hAnsiTheme="minorEastAsia" w:eastAsiaTheme="minorEastAsia" w:cstheme="minorEastAsia"/>
-          <w:color w:val="auto"/>
-          <w:sz w:val="24"/>
-          <w:szCs w:val="24"/>
-        </w:rPr>
-      </w:pPr>
-    </w:p>
-    <w:p>
-      <w:pPr>
-        <w:spacing w:line="360" w:lineRule="auto"/>
-        <w:ind w:left="0" w:leftChars="0" w:firstLine="0" w:firstLineChars="0"/>
-        <w:rPr>
-          <w:rFonts w:hint="eastAsia" w:asciiTheme="minorEastAsia" w:hAnsiTheme="minorEastAsia" w:eastAsiaTheme="minorEastAsia" w:cstheme="minorEastAsia"/>
-          <w:color w:val="auto"/>
-          <w:sz w:val="24"/>
-          <w:szCs w:val="24"/>
-        </w:rPr>
-      </w:pPr>
-    </w:p>
-    <w:p>
-      <w:pPr>
-        <w:spacing w:line="360" w:lineRule="auto"/>
-        <w:ind w:left="0" w:leftChars="0" w:firstLine="0" w:firstLineChars="0"/>
+        <w:ind w:left="0" w:leftChars="0" w:firstLine="480" w:firstLineChars="0"/>
+        <w:rPr>
+          <w:rFonts w:hint="eastAsia" w:asciiTheme="minorEastAsia" w:hAnsiTheme="minorEastAsia" w:eastAsiaTheme="minorEastAsia" w:cstheme="minorEastAsia"/>
+          <w:color w:val="auto"/>
+          <w:sz w:val="24"/>
+          <w:szCs w:val="24"/>
+        </w:rPr>
+      </w:pPr>
+    </w:p>
+    <w:p>
+      <w:pPr>
+        <w:spacing w:line="360" w:lineRule="auto"/>
+        <w:ind w:left="0" w:leftChars="0" w:firstLine="480" w:firstLineChars="0"/>
+        <w:rPr>
+          <w:rFonts w:hint="eastAsia" w:asciiTheme="minorEastAsia" w:hAnsiTheme="minorEastAsia" w:eastAsiaTheme="minorEastAsia" w:cstheme="minorEastAsia"/>
+          <w:color w:val="auto"/>
+          <w:sz w:val="24"/>
+          <w:szCs w:val="24"/>
+        </w:rPr>
+      </w:pPr>
+    </w:p>
+    <w:p>
+      <w:pPr>
+        <w:spacing w:line="360" w:lineRule="auto"/>
+        <w:ind w:left="0" w:leftChars="0" w:firstLine="480" w:firstLineChars="0"/>
+        <w:rPr>
+          <w:rFonts w:hint="eastAsia" w:asciiTheme="minorEastAsia" w:hAnsiTheme="minorEastAsia" w:eastAsiaTheme="minorEastAsia" w:cstheme="minorEastAsia"/>
+          <w:color w:val="auto"/>
+          <w:sz w:val="24"/>
+          <w:szCs w:val="24"/>
+        </w:rPr>
+      </w:pPr>
+    </w:p>
+    <w:p>
+      <w:pPr>
+        <w:spacing w:line="360" w:lineRule="auto"/>
+        <w:ind w:left="0" w:leftChars="0" w:firstLine="480" w:firstLineChars="0"/>
+        <w:rPr>
+          <w:rFonts w:hint="eastAsia" w:asciiTheme="minorEastAsia" w:hAnsiTheme="minorEastAsia" w:eastAsiaTheme="minorEastAsia" w:cstheme="minorEastAsia"/>
+          <w:color w:val="auto"/>
+          <w:sz w:val="24"/>
+          <w:szCs w:val="24"/>
+        </w:rPr>
+      </w:pPr>
+    </w:p>
+    <w:p>
+      <w:pPr>
+        <w:spacing w:line="360" w:lineRule="auto"/>
+        <w:ind w:left="0" w:leftChars="0" w:firstLine="480" w:firstLineChars="0"/>
         <w:rPr>
           <w:rFonts w:hint="eastAsia" w:asciiTheme="minorEastAsia" w:hAnsiTheme="minorEastAsia" w:eastAsiaTheme="minorEastAsia" w:cstheme="minorEastAsia"/>
           <w:color w:val="auto"/>
@@ -388,7 +388,7 @@
     <w:p>
       <w:pPr>
         <w:spacing w:line="360" w:lineRule="auto"/>
-        <w:ind w:firstLine="0" w:firstLineChars="0"/>
+        <w:ind w:firstLine="480" w:firstLineChars="0"/>
         <w:jc w:val="left"/>
         <w:rPr>
           <w:rFonts w:hint="eastAsia" w:asciiTheme="minorEastAsia" w:hAnsiTheme="minorEastAsia" w:eastAsiaTheme="minorEastAsia" w:cstheme="minorEastAsia"/>
@@ -401,7 +401,7 @@
     <w:p>
       <w:pPr>
         <w:spacing w:line="360" w:lineRule="auto"/>
-        <w:ind w:firstLine="0" w:firstLineChars="0"/>
+        <w:ind w:firstLine="480" w:firstLineChars="0"/>
         <w:jc w:val="left"/>
         <w:rPr>
           <w:rFonts w:hint="eastAsia" w:asciiTheme="minorEastAsia" w:hAnsiTheme="minorEastAsia" w:eastAsiaTheme="minorEastAsia" w:cstheme="minorEastAsia"/>
